--- a/a7/build/out/u3/A7 3.05  Lesson Plan.docx
+++ b/a7/build/out/u3/A7 3.05  Lesson Plan.docx
@@ -1001,7 +1001,7 @@
                 <w:sz w:val="20"/>
                 <w:vertAlign w:val="superscript"/>
               </w:rPr>
-              <w:t>2</w:t>
+              <w:t>3</w:t>
             </w:r>
             <w:r>
               <w:rPr>
@@ -1020,7 +1020,7 @@
                 <w:sz w:val="20"/>
                 <w:vertAlign w:val="superscript"/>
               </w:rPr>
-              <w:t>2</w:t>
+              <w:t>3</w:t>
             </w:r>
             <w:r>
               <w:rPr>
@@ -1029,7 +1029,7 @@
                 <w:color w:val="1A1A1A"/>
                 <w:sz w:val="20"/>
               </w:rPr>
-              <w:t>, the sixty-second re-vote before the reveal.</w:t>
+              <w:t>, the sixty-second re-vote before the reveal: is the reciprocal of −7/8 positive or negative?</w:t>
             </w:r>
           </w:p>
         </w:tc>
@@ -3734,7 +3734,26 @@
                 <w:color w:val="1A1A1A"/>
                 <w:sz w:val="18"/>
               </w:rPr>
-              <w:t xml:space="preserve"> — negative exponent read as a negative value [B1G-M misconception]; anything built from 6 — the unneeded figure was used</w:t>
+              <w:t xml:space="preserve"> — negative exponent read as a negative value [B1G-M 8.NSO.1.3 task: −b vs b</w:t>
+            </w:r>
+            <w:r>
+              <w:rPr>
+                <w:b w:val="0"/>
+                <w:i w:val="0"/>
+                <w:color w:val="1A1A1A"/>
+                <w:sz w:val="18"/>
+                <w:vertAlign w:val="superscript"/>
+              </w:rPr>
+              <w:t>-1</w:t>
+            </w:r>
+            <w:r>
+              <w:rPr>
+                <w:b w:val="0"/>
+                <w:i w:val="0"/>
+                <w:color w:val="1A1A1A"/>
+                <w:sz w:val="18"/>
+              </w:rPr>
+              <w:t>]; anything built from 6 — the unneeded figure was used</w:t>
             </w:r>
           </w:p>
         </w:tc>
@@ -3932,7 +3951,26 @@
                 <w:color w:val="1A1A1A"/>
                 <w:sz w:val="18"/>
               </w:rPr>
-              <w:t xml:space="preserve"> — took the opposite as well as the reciprocal [B1G-M 8.NSO.1.3 misconception: opposite instead of reciprocal]</w:t>
+              <w:t xml:space="preserve"> — took the opposite as well as the reciprocal [B1G-M 8.NSO.1.3 task: −b vs b</w:t>
+            </w:r>
+            <w:r>
+              <w:rPr>
+                <w:b w:val="0"/>
+                <w:i w:val="0"/>
+                <w:color w:val="1A1A1A"/>
+                <w:sz w:val="18"/>
+                <w:vertAlign w:val="superscript"/>
+              </w:rPr>
+              <w:t>-1</w:t>
+            </w:r>
+            <w:r>
+              <w:rPr>
+                <w:b w:val="0"/>
+                <w:i w:val="0"/>
+                <w:color w:val="1A1A1A"/>
+                <w:sz w:val="18"/>
+              </w:rPr>
+              <w:t>]</w:t>
             </w:r>
           </w:p>
         </w:tc>
@@ -4391,7 +4429,7 @@
             <w:r>
               <w:drawing>
                 <wp:inline xmlns:a="http://schemas.openxmlformats.org/drawingml/2006/main" xmlns:pic="http://schemas.openxmlformats.org/drawingml/2006/picture">
-                  <wp:extent cx="463296" cy="213360"/>
+                  <wp:extent cx="460247" cy="213360"/>
                   <wp:docPr id="8" name="Picture 8"/>
                   <wp:cNvGraphicFramePr>
                     <a:graphicFrameLocks noChangeAspect="1"/>
@@ -4400,7 +4438,7 @@
                     <a:graphicData uri="http://schemas.openxmlformats.org/drawingml/2006/picture">
                       <pic:pic>
                         <pic:nvPicPr>
-                          <pic:cNvPr id="0" name="15c72ba676a3a8cc.png"/>
+                          <pic:cNvPr id="0" name="51a5d25105e553f2.png"/>
                           <pic:cNvPicPr/>
                         </pic:nvPicPr>
                         <pic:blipFill>
@@ -4412,7 +4450,7 @@
                         <pic:spPr>
                           <a:xfrm>
                             <a:off x="0" y="0"/>
-                            <a:ext cx="463296" cy="213360"/>
+                            <a:ext cx="460247" cy="213360"/>
                           </a:xfrm>
                           <a:prstGeom prst="rect"/>
                         </pic:spPr>
@@ -4470,7 +4508,7 @@
                 <w:sz w:val="18"/>
                 <w:vertAlign w:val="superscript"/>
               </w:rPr>
-              <w:t>2</w:t>
+              <w:t>3</w:t>
             </w:r>
           </w:p>
         </w:tc>
@@ -4501,7 +4539,7 @@
                 <w:color w:val="1A1A1A"/>
                 <w:sz w:val="18"/>
               </w:rPr>
-              <w:t>(B) took the opposite as well as the reciprocal [B1G-M 8.NSO.1.3 misconception: opposite instead of reciprocal]; (C) negative exponent read as a negative value [B1G-M 8.NSO.1.3 misconception: −b vs b</w:t>
+              <w:t>(B) took the opposite as well as the reciprocal [B1G-M 8.NSO.1.3 task: −b vs b</w:t>
             </w:r>
             <w:r>
               <w:rPr>
@@ -4520,7 +4558,26 @@
                 <w:color w:val="1A1A1A"/>
                 <w:sz w:val="18"/>
               </w:rPr>
-              <w:t>]; (D) dropped the minus on the exponent without flipping [negative exponent law not applied]</w:t>
+              <w:t>]; (C) dropped the minus on the exponent without flipping [negative exponent law not applied]; (D) took the opposite of the base instead of its reciprocal [B1G-M 8.NSO.1.3 task: −b vs b</w:t>
+            </w:r>
+            <w:r>
+              <w:rPr>
+                <w:b w:val="0"/>
+                <w:i w:val="0"/>
+                <w:color w:val="1A1A1A"/>
+                <w:sz w:val="18"/>
+                <w:vertAlign w:val="superscript"/>
+              </w:rPr>
+              <w:t>-1</w:t>
+            </w:r>
+            <w:r>
+              <w:rPr>
+                <w:b w:val="0"/>
+                <w:i w:val="0"/>
+                <w:color w:val="1A1A1A"/>
+                <w:sz w:val="18"/>
+              </w:rPr>
+              <w:t>]</w:t>
             </w:r>
           </w:p>
         </w:tc>
@@ -5304,7 +5361,26 @@
                 <w:color w:val="1A1A1A"/>
                 <w:sz w:val="18"/>
               </w:rPr>
-              <w:t>'Yes' — opposite taken as well as reciprocal [B1G-M 8.NSO.1.3 misconception: opposite instead of reciprocal]</w:t>
+              <w:t>'Yes' — opposite taken as well as reciprocal [B1G-M 8.NSO.1.3 task: −b vs b</w:t>
+            </w:r>
+            <w:r>
+              <w:rPr>
+                <w:b w:val="0"/>
+                <w:i w:val="0"/>
+                <w:color w:val="1A1A1A"/>
+                <w:sz w:val="18"/>
+                <w:vertAlign w:val="superscript"/>
+              </w:rPr>
+              <w:t>-1</w:t>
+            </w:r>
+            <w:r>
+              <w:rPr>
+                <w:b w:val="0"/>
+                <w:i w:val="0"/>
+                <w:color w:val="1A1A1A"/>
+                <w:sz w:val="18"/>
+              </w:rPr>
+              <w:t>]</w:t>
             </w:r>
           </w:p>
         </w:tc>

--- a/a7/build/out/u3/A7 3.05  Lesson Plan.docx
+++ b/a7/build/out/u3/A7 3.05  Lesson Plan.docx
@@ -563,91 +563,134 @@
         </w:rPr>
       </w:r>
     </w:p>
+    <w:tbl>
+      <w:tblPr>
+        <w:tblLayout w:type="fixed"/>
+        <w:tblLook w:firstColumn="1" w:firstRow="1" w:lastColumn="0" w:lastRow="0" w:noHBand="0" w:noVBand="1" w:val="04A0"/>
+        <w:tblLayout w:type="fixed"/>
+        <w:tblW w:w="9360" w:type="dxa"/>
+      </w:tblPr>
+      <w:tblGrid>
+        <w:gridCol w:w="9360"/>
+      </w:tblGrid>
+      <w:tr>
+        <w:trPr>
+          <w:cantSplit/>
+        </w:trPr>
+        <w:tc>
+          <w:tcPr>
+            <w:tcW w:type="dxa" w:w="9360"/>
+            <w:tcBorders>
+              <w:top w:val="nil"/>
+              <w:left w:val="nil"/>
+              <w:bottom w:val="nil"/>
+              <w:right w:val="nil"/>
+            </w:tcBorders>
+            <w:tcMar>
+              <w:top w:w="0" w:type="dxa"/>
+              <w:left w:w="0" w:type="dxa"/>
+              <w:bottom w:w="0" w:type="dxa"/>
+              <w:right w:w="0" w:type="dxa"/>
+            </w:tcMar>
+          </w:tcPr>
+          <w:p>
+            <w:pPr>
+              <w:keepNext/>
+              <w:spacing w:before="200" w:after="120"/>
+              <w:pBdr>
+                <w:bottom w:val="single" w:sz="8" w:space="2" w:color="1A1A1A"/>
+              </w:pBdr>
+            </w:pPr>
+            <w:r>
+              <w:rPr>
+                <w:b/>
+                <w:i w:val="0"/>
+                <w:color w:val="1A1A1A"/>
+                <w:sz w:val="24"/>
+              </w:rPr>
+              <w:t>2.  Standards</w:t>
+            </w:r>
+          </w:p>
+          <w:p>
+            <w:pPr>
+              <w:spacing w:before="40" w:after="80"/>
+            </w:pPr>
+            <w:r>
+              <w:rPr>
+                <w:b/>
+                <w:i w:val="0"/>
+                <w:color w:val="1A1A1A"/>
+                <w:sz w:val="21"/>
+              </w:rPr>
+              <w:t>MA.8.NSO.1.3</w:t>
+            </w:r>
+            <w:r>
+              <w:rPr>
+                <w:b w:val="0"/>
+                <w:i w:val="0"/>
+                <w:color w:val="1A1A1A"/>
+                <w:sz w:val="21"/>
+              </w:rPr>
+              <w:t xml:space="preserve">  Extend previous understanding of the laws of exponents to include integer exponents. Apply the laws of exponents to evaluate numerical expressions and generate equivalent numerical expressions, limited to integer exponents and rational-number bases, with procedural fluency.</w:t>
+            </w:r>
+          </w:p>
+          <w:p>
+            <w:pPr>
+              <w:spacing w:before="0" w:after="60"/>
+            </w:pPr>
+            <w:r>
+              <w:rPr>
+                <w:b/>
+                <w:i w:val="0"/>
+                <w:color w:val="1A1A1A"/>
+                <w:sz w:val="21"/>
+              </w:rPr>
+              <w:t>Must.</w:t>
+            </w:r>
+            <w:r>
+              <w:rPr>
+                <w:b w:val="0"/>
+                <w:i w:val="0"/>
+                <w:color w:val="1A1A1A"/>
+                <w:sz w:val="21"/>
+              </w:rPr>
+              <w:t xml:space="preserve">  Rational-number bases with integer exponents: rewrite with positive exponents, and apply several laws to generate an equivalent expression.</w:t>
+            </w:r>
+          </w:p>
+          <w:p>
+            <w:pPr>
+              <w:spacing w:before="0" w:after="80"/>
+            </w:pPr>
+            <w:r>
+              <w:rPr>
+                <w:b/>
+                <w:i w:val="0"/>
+                <w:color w:val="1A1A1A"/>
+                <w:sz w:val="21"/>
+              </w:rPr>
+              <w:t>Must not.</w:t>
+            </w:r>
+            <w:r>
+              <w:rPr>
+                <w:b w:val="0"/>
+                <w:i w:val="0"/>
+                <w:color w:val="1A1A1A"/>
+                <w:sz w:val="21"/>
+              </w:rPr>
+              <w:t xml:space="preserve">  No fractional exponents. Bases are nonzero, and the exponent's sign never moves the base's sign.</w:t>
+            </w:r>
+          </w:p>
+        </w:tc>
+      </w:tr>
+    </w:tbl>
     <w:p>
       <w:pPr>
-        <w:keepNext/>
-        <w:spacing w:before="200" w:after="120"/>
-        <w:pBdr>
-          <w:bottom w:val="single" w:sz="8" w:space="2" w:color="1A1A1A"/>
-        </w:pBdr>
+        <w:spacing w:after="0" w:before="0" w:line="20" w:lineRule="exact"/>
       </w:pPr>
       <w:r>
         <w:rPr>
-          <w:b/>
-          <w:i w:val="0"/>
-          <w:color w:val="1A1A1A"/>
-          <w:sz w:val="24"/>
+          <w:sz w:val="2"/>
         </w:rPr>
-        <w:t>2.  Standards</w:t>
-      </w:r>
-    </w:p>
-    <w:p>
-      <w:pPr>
-        <w:spacing w:before="40" w:after="80"/>
-      </w:pPr>
-      <w:r>
-        <w:rPr>
-          <w:b/>
-          <w:i w:val="0"/>
-          <w:color w:val="1A1A1A"/>
-          <w:sz w:val="21"/>
-        </w:rPr>
-        <w:t>MA.8.NSO.1.3</w:t>
-      </w:r>
-      <w:r>
-        <w:rPr>
-          <w:b w:val="0"/>
-          <w:i w:val="0"/>
-          <w:color w:val="1A1A1A"/>
-          <w:sz w:val="21"/>
-        </w:rPr>
-        <w:t xml:space="preserve">  Extend previous understanding of the laws of exponents to include integer exponents. Apply the laws of exponents to evaluate numerical expressions and generate equivalent numerical expressions, limited to integer exponents and rational-number bases, with procedural fluency.</w:t>
-      </w:r>
-    </w:p>
-    <w:p>
-      <w:pPr>
-        <w:spacing w:before="0" w:after="60"/>
-      </w:pPr>
-      <w:r>
-        <w:rPr>
-          <w:b/>
-          <w:i w:val="0"/>
-          <w:color w:val="1A1A1A"/>
-          <w:sz w:val="21"/>
-        </w:rPr>
-        <w:t>Must.</w:t>
-      </w:r>
-      <w:r>
-        <w:rPr>
-          <w:b w:val="0"/>
-          <w:i w:val="0"/>
-          <w:color w:val="1A1A1A"/>
-          <w:sz w:val="21"/>
-        </w:rPr>
-        <w:t xml:space="preserve">  Rational-number bases with integer exponents: rewrite with positive exponents, and apply several laws to generate an equivalent expression.</w:t>
-      </w:r>
-    </w:p>
-    <w:p>
-      <w:pPr>
-        <w:spacing w:before="0" w:after="80"/>
-      </w:pPr>
-      <w:r>
-        <w:rPr>
-          <w:b/>
-          <w:i w:val="0"/>
-          <w:color w:val="1A1A1A"/>
-          <w:sz w:val="21"/>
-        </w:rPr>
-        <w:t>Must not.</w:t>
-      </w:r>
-      <w:r>
-        <w:rPr>
-          <w:b w:val="0"/>
-          <w:i w:val="0"/>
-          <w:color w:val="1A1A1A"/>
-          <w:sz w:val="21"/>
-        </w:rPr>
-        <w:t xml:space="preserve">  No fractional exponents. Bases are nonzero, and the exponent's sign never moves the base's sign.</w:t>
       </w:r>
     </w:p>
     <w:p>
@@ -719,6 +762,7 @@
           </w:tcPr>
           <w:p>
             <w:pPr>
+              <w:keepNext/>
               <w:spacing w:after="0"/>
               <w:jc w:val="center"/>
             </w:pPr>
@@ -752,6 +796,7 @@
           </w:tcPr>
           <w:p>
             <w:pPr>
+              <w:keepNext/>
               <w:spacing w:after="0"/>
               <w:jc w:val="center"/>
             </w:pPr>
@@ -785,6 +830,7 @@
           </w:tcPr>
           <w:p>
             <w:pPr>
+              <w:keepNext/>
               <w:spacing w:after="0"/>
               <w:jc w:val="center"/>
             </w:pPr>
@@ -1143,114 +1189,157 @@
         </w:rPr>
       </w:r>
     </w:p>
+    <w:tbl>
+      <w:tblPr>
+        <w:tblLayout w:type="fixed"/>
+        <w:tblLook w:firstColumn="1" w:firstRow="1" w:lastColumn="0" w:lastRow="0" w:noHBand="0" w:noVBand="1" w:val="04A0"/>
+        <w:tblLayout w:type="fixed"/>
+        <w:tblW w:w="9360" w:type="dxa"/>
+      </w:tblPr>
+      <w:tblGrid>
+        <w:gridCol w:w="9360"/>
+      </w:tblGrid>
+      <w:tr>
+        <w:trPr>
+          <w:cantSplit/>
+        </w:trPr>
+        <w:tc>
+          <w:tcPr>
+            <w:tcW w:type="dxa" w:w="9360"/>
+            <w:tcBorders>
+              <w:top w:val="nil"/>
+              <w:left w:val="nil"/>
+              <w:bottom w:val="nil"/>
+              <w:right w:val="nil"/>
+            </w:tcBorders>
+            <w:tcMar>
+              <w:top w:w="0" w:type="dxa"/>
+              <w:left w:w="0" w:type="dxa"/>
+              <w:bottom w:w="0" w:type="dxa"/>
+              <w:right w:w="0" w:type="dxa"/>
+            </w:tcMar>
+          </w:tcPr>
+          <w:p>
+            <w:pPr>
+              <w:keepNext/>
+              <w:spacing w:before="200" w:after="120"/>
+              <w:pBdr>
+                <w:bottom w:val="single" w:sz="8" w:space="2" w:color="1A1A1A"/>
+              </w:pBdr>
+            </w:pPr>
+            <w:r>
+              <w:rPr>
+                <w:b/>
+                <w:i w:val="0"/>
+                <w:color w:val="1A1A1A"/>
+                <w:sz w:val="24"/>
+              </w:rPr>
+              <w:t>4.  Learning Target and Essential Question</w:t>
+            </w:r>
+          </w:p>
+          <w:p>
+            <w:pPr>
+              <w:spacing w:before="40" w:after="60"/>
+            </w:pPr>
+            <w:r>
+              <w:rPr>
+                <w:b/>
+                <w:i w:val="0"/>
+                <w:color w:val="1A1A1A"/>
+                <w:sz w:val="21"/>
+              </w:rPr>
+              <w:t>Learning target.</w:t>
+            </w:r>
+            <w:r>
+              <w:rPr>
+                <w:b w:val="0"/>
+                <w:i w:val="0"/>
+                <w:color w:val="1A1A1A"/>
+                <w:sz w:val="21"/>
+              </w:rPr>
+              <w:t xml:space="preserve">  I can rewrite a rational base with a negative exponent using a positive exponent, and apply several laws to generate an equivalent expression.</w:t>
+            </w:r>
+          </w:p>
+          <w:p>
+            <w:pPr>
+              <w:spacing w:before="0" w:after="60"/>
+            </w:pPr>
+            <w:r>
+              <w:rPr>
+                <w:b/>
+                <w:i w:val="0"/>
+                <w:color w:val="1A1A1A"/>
+                <w:sz w:val="21"/>
+              </w:rPr>
+              <w:t>Essential question.</w:t>
+            </w:r>
+            <w:r>
+              <w:rPr>
+                <w:b w:val="0"/>
+                <w:i w:val="0"/>
+                <w:color w:val="1A1A1A"/>
+                <w:sz w:val="21"/>
+              </w:rPr>
+              <w:t xml:space="preserve">  How do you rewrite a rational base with a negative exponent as an equivalent expression with a positive exponent?</w:t>
+            </w:r>
+          </w:p>
+          <w:p>
+            <w:pPr>
+              <w:spacing w:before="0" w:after="40"/>
+            </w:pPr>
+            <w:r>
+              <w:rPr>
+                <w:b/>
+                <w:i w:val="0"/>
+                <w:color w:val="1A1A1A"/>
+                <w:sz w:val="20"/>
+              </w:rPr>
+              <w:t>Building on.</w:t>
+            </w:r>
+            <w:r>
+              <w:rPr>
+                <w:b w:val="0"/>
+                <w:i w:val="0"/>
+                <w:color w:val="1A1A1A"/>
+                <w:sz w:val="20"/>
+              </w:rPr>
+              <w:t xml:space="preserve">  3.04 — the negative exponent law; 3.02 — power of a quotient; Grade 6 — reciprocals of fractions.</w:t>
+            </w:r>
+          </w:p>
+          <w:p>
+            <w:pPr>
+              <w:spacing w:before="0" w:after="80"/>
+            </w:pPr>
+            <w:r>
+              <w:rPr>
+                <w:b/>
+                <w:i w:val="0"/>
+                <w:color w:val="1A1A1A"/>
+                <w:sz w:val="20"/>
+              </w:rPr>
+              <w:t>Working toward.</w:t>
+            </w:r>
+            <w:r>
+              <w:rPr>
+                <w:b w:val="0"/>
+                <w:i w:val="0"/>
+                <w:color w:val="1A1A1A"/>
+                <w:sz w:val="20"/>
+              </w:rPr>
+              <w:t xml:space="preserve">  3.06–3.07 — evaluating and testing equivalence with everything at once; Thread A — the same laws with variable bases.</w:t>
+            </w:r>
+          </w:p>
+        </w:tc>
+      </w:tr>
+    </w:tbl>
     <w:p>
       <w:pPr>
-        <w:keepNext/>
-        <w:spacing w:before="200" w:after="120"/>
-        <w:pBdr>
-          <w:bottom w:val="single" w:sz="8" w:space="2" w:color="1A1A1A"/>
-        </w:pBdr>
+        <w:spacing w:after="0" w:before="0" w:line="20" w:lineRule="exact"/>
       </w:pPr>
       <w:r>
         <w:rPr>
-          <w:b/>
-          <w:i w:val="0"/>
-          <w:color w:val="1A1A1A"/>
-          <w:sz w:val="24"/>
+          <w:sz w:val="2"/>
         </w:rPr>
-        <w:t>4.  Learning Target and Essential Question</w:t>
-      </w:r>
-    </w:p>
-    <w:p>
-      <w:pPr>
-        <w:spacing w:before="40" w:after="60"/>
-      </w:pPr>
-      <w:r>
-        <w:rPr>
-          <w:b/>
-          <w:i w:val="0"/>
-          <w:color w:val="1A1A1A"/>
-          <w:sz w:val="21"/>
-        </w:rPr>
-        <w:t>Learning target.</w:t>
-      </w:r>
-      <w:r>
-        <w:rPr>
-          <w:b w:val="0"/>
-          <w:i w:val="0"/>
-          <w:color w:val="1A1A1A"/>
-          <w:sz w:val="21"/>
-        </w:rPr>
-        <w:t xml:space="preserve">  I can rewrite a rational base with a negative exponent using a positive exponent, and apply several laws to generate an equivalent expression.</w:t>
-      </w:r>
-    </w:p>
-    <w:p>
-      <w:pPr>
-        <w:spacing w:before="0" w:after="60"/>
-      </w:pPr>
-      <w:r>
-        <w:rPr>
-          <w:b/>
-          <w:i w:val="0"/>
-          <w:color w:val="1A1A1A"/>
-          <w:sz w:val="21"/>
-        </w:rPr>
-        <w:t>Essential question.</w:t>
-      </w:r>
-      <w:r>
-        <w:rPr>
-          <w:b w:val="0"/>
-          <w:i w:val="0"/>
-          <w:color w:val="1A1A1A"/>
-          <w:sz w:val="21"/>
-        </w:rPr>
-        <w:t xml:space="preserve">  How do you rewrite a rational base with a negative exponent as an equivalent expression with a positive exponent?</w:t>
-      </w:r>
-    </w:p>
-    <w:p>
-      <w:pPr>
-        <w:spacing w:before="0" w:after="40"/>
-      </w:pPr>
-      <w:r>
-        <w:rPr>
-          <w:b/>
-          <w:i w:val="0"/>
-          <w:color w:val="1A1A1A"/>
-          <w:sz w:val="20"/>
-        </w:rPr>
-        <w:t>Building on.</w:t>
-      </w:r>
-      <w:r>
-        <w:rPr>
-          <w:b w:val="0"/>
-          <w:i w:val="0"/>
-          <w:color w:val="1A1A1A"/>
-          <w:sz w:val="20"/>
-        </w:rPr>
-        <w:t xml:space="preserve">  3.04 — the negative exponent law; 3.02 — power of a quotient; Grade 6 — reciprocals of fractions.</w:t>
-      </w:r>
-    </w:p>
-    <w:p>
-      <w:pPr>
-        <w:spacing w:before="0" w:after="80"/>
-      </w:pPr>
-      <w:r>
-        <w:rPr>
-          <w:b/>
-          <w:i w:val="0"/>
-          <w:color w:val="1A1A1A"/>
-          <w:sz w:val="20"/>
-        </w:rPr>
-        <w:t>Working toward.</w:t>
-      </w:r>
-      <w:r>
-        <w:rPr>
-          <w:b w:val="0"/>
-          <w:i w:val="0"/>
-          <w:color w:val="1A1A1A"/>
-          <w:sz w:val="20"/>
-        </w:rPr>
-        <w:t xml:space="preserve">  3.06–3.07 — evaluating and testing equivalence with everything at once; Thread A — the same laws with variable bases.</w:t>
       </w:r>
     </w:p>
     <w:p>
@@ -1323,6 +1412,7 @@
           </w:tcPr>
           <w:p>
             <w:pPr>
+              <w:keepNext/>
               <w:spacing w:after="0"/>
               <w:jc w:val="center"/>
             </w:pPr>
@@ -1356,6 +1446,7 @@
           </w:tcPr>
           <w:p>
             <w:pPr>
+              <w:keepNext/>
               <w:spacing w:after="0"/>
               <w:jc w:val="center"/>
             </w:pPr>
@@ -1389,6 +1480,7 @@
           </w:tcPr>
           <w:p>
             <w:pPr>
+              <w:keepNext/>
               <w:spacing w:after="0"/>
               <w:jc w:val="center"/>
             </w:pPr>
@@ -1422,6 +1514,7 @@
           </w:tcPr>
           <w:p>
             <w:pPr>
+              <w:keepNext/>
               <w:spacing w:after="0"/>
               <w:jc w:val="center"/>
             </w:pPr>
@@ -2849,91 +2942,134 @@
         </w:rPr>
       </w:r>
     </w:p>
+    <w:tbl>
+      <w:tblPr>
+        <w:tblLayout w:type="fixed"/>
+        <w:tblLook w:firstColumn="1" w:firstRow="1" w:lastColumn="0" w:lastRow="0" w:noHBand="0" w:noVBand="1" w:val="04A0"/>
+        <w:tblLayout w:type="fixed"/>
+        <w:tblW w:w="9360" w:type="dxa"/>
+      </w:tblPr>
+      <w:tblGrid>
+        <w:gridCol w:w="9360"/>
+      </w:tblGrid>
+      <w:tr>
+        <w:trPr>
+          <w:cantSplit/>
+        </w:trPr>
+        <w:tc>
+          <w:tcPr>
+            <w:tcW w:type="dxa" w:w="9360"/>
+            <w:tcBorders>
+              <w:top w:val="nil"/>
+              <w:left w:val="nil"/>
+              <w:bottom w:val="nil"/>
+              <w:right w:val="nil"/>
+            </w:tcBorders>
+            <w:tcMar>
+              <w:top w:w="0" w:type="dxa"/>
+              <w:left w:w="0" w:type="dxa"/>
+              <w:bottom w:w="0" w:type="dxa"/>
+              <w:right w:w="0" w:type="dxa"/>
+            </w:tcMar>
+          </w:tcPr>
+          <w:p>
+            <w:pPr>
+              <w:keepNext/>
+              <w:spacing w:before="200" w:after="120"/>
+              <w:pBdr>
+                <w:bottom w:val="single" w:sz="8" w:space="2" w:color="1A1A1A"/>
+              </w:pBdr>
+            </w:pPr>
+            <w:r>
+              <w:rPr>
+                <w:b/>
+                <w:i w:val="0"/>
+                <w:color w:val="1A1A1A"/>
+                <w:sz w:val="24"/>
+              </w:rPr>
+              <w:t>6.  Gradual Release</w:t>
+            </w:r>
+          </w:p>
+          <w:p>
+            <w:pPr>
+              <w:spacing w:before="40" w:after="60"/>
+            </w:pPr>
+            <w:r>
+              <w:rPr>
+                <w:b/>
+                <w:i w:val="0"/>
+                <w:color w:val="1A1A1A"/>
+                <w:sz w:val="21"/>
+              </w:rPr>
+              <w:t>I do.</w:t>
+            </w:r>
+            <w:r>
+              <w:rPr>
+                <w:b w:val="0"/>
+                <w:i w:val="0"/>
+                <w:color w:val="1A1A1A"/>
+                <w:sz w:val="21"/>
+              </w:rPr>
+              <w:t xml:space="preserve">  The Notes slides and the worked half of each Example: the teacher writes, the class copies, and the OFF line is said out loud rather than printed.</w:t>
+            </w:r>
+          </w:p>
+          <w:p>
+            <w:pPr>
+              <w:spacing w:before="0" w:after="60"/>
+            </w:pPr>
+            <w:r>
+              <w:rPr>
+                <w:b/>
+                <w:i w:val="0"/>
+                <w:color w:val="1A1A1A"/>
+                <w:sz w:val="21"/>
+              </w:rPr>
+              <w:t>We do.</w:t>
+            </w:r>
+            <w:r>
+              <w:rPr>
+                <w:b w:val="0"/>
+                <w:i w:val="0"/>
+                <w:color w:val="1A1A1A"/>
+                <w:sz w:val="21"/>
+              </w:rPr>
+              <w:t xml:space="preserve">  Each Example's Your Turn: the same steps on the student's own numbers, revealed and named a minute later.</w:t>
+            </w:r>
+          </w:p>
+          <w:p>
+            <w:pPr>
+              <w:spacing w:before="0" w:after="80"/>
+            </w:pPr>
+            <w:r>
+              <w:rPr>
+                <w:b/>
+                <w:i w:val="0"/>
+                <w:color w:val="1A1A1A"/>
+                <w:sz w:val="21"/>
+              </w:rPr>
+              <w:t>You do.</w:t>
+            </w:r>
+            <w:r>
+              <w:rPr>
+                <w:b w:val="0"/>
+                <w:i w:val="0"/>
+                <w:color w:val="1A1A1A"/>
+                <w:sz w:val="21"/>
+              </w:rPr>
+              <w:t xml:space="preserve">  The nine-question whiteboard round (13 minutes) and then the six-question independent set, silent and written.</w:t>
+            </w:r>
+          </w:p>
+        </w:tc>
+      </w:tr>
+    </w:tbl>
     <w:p>
       <w:pPr>
-        <w:keepNext/>
-        <w:spacing w:before="200" w:after="120"/>
-        <w:pBdr>
-          <w:bottom w:val="single" w:sz="8" w:space="2" w:color="1A1A1A"/>
-        </w:pBdr>
+        <w:spacing w:after="0" w:before="0" w:line="20" w:lineRule="exact"/>
       </w:pPr>
       <w:r>
         <w:rPr>
-          <w:b/>
-          <w:i w:val="0"/>
-          <w:color w:val="1A1A1A"/>
-          <w:sz w:val="24"/>
+          <w:sz w:val="2"/>
         </w:rPr>
-        <w:t>6.  Gradual Release</w:t>
-      </w:r>
-    </w:p>
-    <w:p>
-      <w:pPr>
-        <w:spacing w:before="40" w:after="60"/>
-      </w:pPr>
-      <w:r>
-        <w:rPr>
-          <w:b/>
-          <w:i w:val="0"/>
-          <w:color w:val="1A1A1A"/>
-          <w:sz w:val="21"/>
-        </w:rPr>
-        <w:t>I do.</w:t>
-      </w:r>
-      <w:r>
-        <w:rPr>
-          <w:b w:val="0"/>
-          <w:i w:val="0"/>
-          <w:color w:val="1A1A1A"/>
-          <w:sz w:val="21"/>
-        </w:rPr>
-        <w:t xml:space="preserve">  The Notes slides and the worked half of each Example: the teacher writes, the class copies, and the OFF line is said out loud rather than printed.</w:t>
-      </w:r>
-    </w:p>
-    <w:p>
-      <w:pPr>
-        <w:spacing w:before="0" w:after="60"/>
-      </w:pPr>
-      <w:r>
-        <w:rPr>
-          <w:b/>
-          <w:i w:val="0"/>
-          <w:color w:val="1A1A1A"/>
-          <w:sz w:val="21"/>
-        </w:rPr>
-        <w:t>We do.</w:t>
-      </w:r>
-      <w:r>
-        <w:rPr>
-          <w:b w:val="0"/>
-          <w:i w:val="0"/>
-          <w:color w:val="1A1A1A"/>
-          <w:sz w:val="21"/>
-        </w:rPr>
-        <w:t xml:space="preserve">  Each Example's Your Turn: the same steps on the student's own numbers, revealed and named a minute later.</w:t>
-      </w:r>
-    </w:p>
-    <w:p>
-      <w:pPr>
-        <w:spacing w:before="0" w:after="80"/>
-      </w:pPr>
-      <w:r>
-        <w:rPr>
-          <w:b/>
-          <w:i w:val="0"/>
-          <w:color w:val="1A1A1A"/>
-          <w:sz w:val="21"/>
-        </w:rPr>
-        <w:t>You do.</w:t>
-      </w:r>
-      <w:r>
-        <w:rPr>
-          <w:b w:val="0"/>
-          <w:i w:val="0"/>
-          <w:color w:val="1A1A1A"/>
-          <w:sz w:val="21"/>
-        </w:rPr>
-        <w:t xml:space="preserve">  The nine-question whiteboard round (13 minutes) and then the six-question independent set, silent and written.</w:t>
       </w:r>
     </w:p>
     <w:p>
@@ -2989,6 +3125,7 @@
           </w:tcPr>
           <w:p>
             <w:pPr>
+              <w:keepNext/>
               <w:spacing w:after="0"/>
               <w:jc w:val="center"/>
             </w:pPr>
@@ -3022,6 +3159,7 @@
           </w:tcPr>
           <w:p>
             <w:pPr>
+              <w:keepNext/>
               <w:spacing w:after="0"/>
               <w:jc w:val="center"/>
             </w:pPr>
@@ -3414,6 +3552,7 @@
           </w:tcPr>
           <w:p>
             <w:pPr>
+              <w:keepNext/>
               <w:spacing w:after="0"/>
               <w:jc w:val="center"/>
             </w:pPr>
@@ -3447,6 +3586,7 @@
           </w:tcPr>
           <w:p>
             <w:pPr>
+              <w:keepNext/>
               <w:spacing w:after="0"/>
               <w:jc w:val="center"/>
             </w:pPr>
@@ -3480,6 +3620,7 @@
           </w:tcPr>
           <w:p>
             <w:pPr>
+              <w:keepNext/>
               <w:spacing w:after="0"/>
               <w:jc w:val="center"/>
             </w:pPr>
@@ -3513,6 +3654,7 @@
           </w:tcPr>
           <w:p>
             <w:pPr>
+              <w:keepNext/>
               <w:spacing w:after="0"/>
               <w:jc w:val="center"/>
             </w:pPr>
@@ -5419,266 +5561,352 @@
         <w:t xml:space="preserve">  When a board splits — no option holding about two-thirds of the room — sixty seconds of “convince the person next to you”, then re-vote, then reveal. The minute comes out of the whiteboard remainder.</w:t>
       </w:r>
     </w:p>
+    <w:tbl>
+      <w:tblPr>
+        <w:tblLayout w:type="fixed"/>
+        <w:tblLook w:firstColumn="1" w:firstRow="1" w:lastColumn="0" w:lastRow="0" w:noHBand="0" w:noVBand="1" w:val="04A0"/>
+        <w:tblLayout w:type="fixed"/>
+        <w:tblW w:w="9360" w:type="dxa"/>
+      </w:tblPr>
+      <w:tblGrid>
+        <w:gridCol w:w="9360"/>
+      </w:tblGrid>
+      <w:tr>
+        <w:trPr>
+          <w:cantSplit/>
+        </w:trPr>
+        <w:tc>
+          <w:tcPr>
+            <w:tcW w:type="dxa" w:w="9360"/>
+            <w:tcBorders>
+              <w:top w:val="nil"/>
+              <w:left w:val="nil"/>
+              <w:bottom w:val="nil"/>
+              <w:right w:val="nil"/>
+            </w:tcBorders>
+            <w:tcMar>
+              <w:top w:w="0" w:type="dxa"/>
+              <w:left w:w="0" w:type="dxa"/>
+              <w:bottom w:w="0" w:type="dxa"/>
+              <w:right w:w="0" w:type="dxa"/>
+            </w:tcMar>
+          </w:tcPr>
+          <w:p>
+            <w:pPr>
+              <w:keepNext/>
+              <w:spacing w:before="200" w:after="120"/>
+              <w:pBdr>
+                <w:bottom w:val="single" w:sz="8" w:space="2" w:color="1A1A1A"/>
+              </w:pBdr>
+            </w:pPr>
+            <w:r>
+              <w:rPr>
+                <w:b/>
+                <w:i w:val="0"/>
+                <w:color w:val="1A1A1A"/>
+                <w:sz w:val="24"/>
+              </w:rPr>
+              <w:t>9.  Differentiation</w:t>
+            </w:r>
+          </w:p>
+          <w:p>
+            <w:pPr>
+              <w:spacing w:before="40" w:after="60"/>
+            </w:pPr>
+            <w:r>
+              <w:rPr>
+                <w:b/>
+                <w:i w:val="0"/>
+                <w:color w:val="1A1A1A"/>
+                <w:sz w:val="21"/>
+              </w:rPr>
+              <w:t>ESE / IEP.</w:t>
+            </w:r>
+            <w:r>
+              <w:rPr>
+                <w:b w:val="0"/>
+                <w:i w:val="0"/>
+                <w:color w:val="1A1A1A"/>
+                <w:sz w:val="21"/>
+              </w:rPr>
+              <w:t xml:space="preserve">  Give the rule as one picture — the fraction with a curved arrow turning it over and the exponent's minus crossed out — and let the student redraw it at the top of the page. On the first four boards the only job is the flip; the arithmetic comes after.</w:t>
+            </w:r>
+          </w:p>
+          <w:p>
+            <w:pPr>
+              <w:spacing w:before="0" w:after="60"/>
+            </w:pPr>
+            <w:r>
+              <w:rPr>
+                <w:b/>
+                <w:i w:val="0"/>
+                <w:color w:val="1A1A1A"/>
+                <w:sz w:val="21"/>
+              </w:rPr>
+              <w:t>ELL.</w:t>
+            </w:r>
+            <w:r>
+              <w:rPr>
+                <w:b w:val="0"/>
+                <w:i w:val="0"/>
+                <w:color w:val="1A1A1A"/>
+                <w:sz w:val="21"/>
+              </w:rPr>
+              <w:t xml:space="preserve">  Flip is the word. Say 'flip the fraction, drop the minus' on every board, and keep 2/3 → 3/2 written up as the picture of what flip means.</w:t>
+            </w:r>
+          </w:p>
+          <w:p>
+            <w:pPr>
+              <w:spacing w:before="0" w:after="80"/>
+            </w:pPr>
+            <w:r>
+              <w:rPr>
+                <w:b/>
+                <w:i w:val="0"/>
+                <w:color w:val="1A1A1A"/>
+                <w:sz w:val="21"/>
+              </w:rPr>
+              <w:t>Enrichment.</w:t>
+            </w:r>
+            <w:r>
+              <w:rPr>
+                <w:b w:val="0"/>
+                <w:i w:val="0"/>
+                <w:color w:val="1A1A1A"/>
+                <w:sz w:val="21"/>
+              </w:rPr>
+              <w:t xml:space="preserve">  Ask for 0.4</w:t>
+            </w:r>
+            <w:r>
+              <w:rPr>
+                <w:b w:val="0"/>
+                <w:i w:val="0"/>
+                <w:color w:val="1A1A1A"/>
+                <w:sz w:val="21"/>
+                <w:vertAlign w:val="superscript"/>
+              </w:rPr>
+              <w:t>-2</w:t>
+            </w:r>
+            <w:r>
+              <w:rPr>
+                <w:b w:val="0"/>
+                <w:i w:val="0"/>
+                <w:color w:val="1A1A1A"/>
+                <w:sz w:val="21"/>
+              </w:rPr>
+              <w:t xml:space="preserve"> by converting the decimal to a fraction first, and for the n that makes (2/3)</w:t>
+            </w:r>
+            <w:r>
+              <w:rPr>
+                <w:b w:val="0"/>
+                <w:i w:val="0"/>
+                <w:color w:val="1A1A1A"/>
+                <w:sz w:val="21"/>
+                <w:vertAlign w:val="superscript"/>
+              </w:rPr>
+              <w:t>n</w:t>
+            </w:r>
+            <w:r>
+              <w:rPr>
+                <w:b w:val="0"/>
+                <w:i w:val="0"/>
+                <w:color w:val="1A1A1A"/>
+                <w:sz w:val="21"/>
+              </w:rPr>
+              <w:t xml:space="preserve"> = 81/16.</w:t>
+            </w:r>
+          </w:p>
+        </w:tc>
+      </w:tr>
+    </w:tbl>
     <w:p>
       <w:pPr>
-        <w:keepNext/>
-        <w:spacing w:before="200" w:after="120"/>
-        <w:pBdr>
-          <w:bottom w:val="single" w:sz="8" w:space="2" w:color="1A1A1A"/>
-        </w:pBdr>
+        <w:spacing w:after="0" w:before="0" w:line="20" w:lineRule="exact"/>
       </w:pPr>
       <w:r>
         <w:rPr>
-          <w:b/>
-          <w:i w:val="0"/>
-          <w:color w:val="1A1A1A"/>
-          <w:sz w:val="24"/>
+          <w:sz w:val="2"/>
         </w:rPr>
-        <w:t>9.  Differentiation</w:t>
       </w:r>
     </w:p>
+    <w:tbl>
+      <w:tblPr>
+        <w:tblLayout w:type="fixed"/>
+        <w:tblLook w:firstColumn="1" w:firstRow="1" w:lastColumn="0" w:lastRow="0" w:noHBand="0" w:noVBand="1" w:val="04A0"/>
+        <w:tblLayout w:type="fixed"/>
+        <w:tblW w:w="9360" w:type="dxa"/>
+      </w:tblPr>
+      <w:tblGrid>
+        <w:gridCol w:w="9360"/>
+      </w:tblGrid>
+      <w:tr>
+        <w:trPr>
+          <w:cantSplit/>
+        </w:trPr>
+        <w:tc>
+          <w:tcPr>
+            <w:tcW w:type="dxa" w:w="9360"/>
+            <w:tcBorders>
+              <w:top w:val="nil"/>
+              <w:left w:val="nil"/>
+              <w:bottom w:val="nil"/>
+              <w:right w:val="nil"/>
+            </w:tcBorders>
+            <w:tcMar>
+              <w:top w:w="0" w:type="dxa"/>
+              <w:left w:w="0" w:type="dxa"/>
+              <w:bottom w:w="0" w:type="dxa"/>
+              <w:right w:w="0" w:type="dxa"/>
+            </w:tcMar>
+          </w:tcPr>
+          <w:p>
+            <w:pPr>
+              <w:keepNext/>
+              <w:spacing w:before="200" w:after="120"/>
+              <w:pBdr>
+                <w:bottom w:val="single" w:sz="8" w:space="2" w:color="1A1A1A"/>
+              </w:pBdr>
+            </w:pPr>
+            <w:r>
+              <w:rPr>
+                <w:b/>
+                <w:i w:val="0"/>
+                <w:color w:val="1A1A1A"/>
+                <w:sz w:val="24"/>
+              </w:rPr>
+              <w:t>10.  Closure, Vocabulary, Materials, Practice</w:t>
+            </w:r>
+          </w:p>
+          <w:p>
+            <w:pPr>
+              <w:spacing w:before="40" w:after="60"/>
+            </w:pPr>
+            <w:r>
+              <w:rPr>
+                <w:b/>
+                <w:i w:val="0"/>
+                <w:color w:val="1A1A1A"/>
+                <w:sz w:val="21"/>
+              </w:rPr>
+              <w:t>Closure.</w:t>
+            </w:r>
+            <w:r>
+              <w:rPr>
+                <w:b w:val="0"/>
+                <w:i w:val="0"/>
+                <w:color w:val="1A1A1A"/>
+                <w:sz w:val="21"/>
+              </w:rPr>
+              <w:t xml:space="preserve">  Board 9 is written work and it is the exit evidence: the student has to say separately what the base's sign does and what the exponent's sign does. Read the boards, not the papers.</w:t>
+            </w:r>
+          </w:p>
+          <w:p>
+            <w:pPr>
+              <w:spacing w:before="0" w:after="60"/>
+            </w:pPr>
+            <w:r>
+              <w:rPr>
+                <w:b/>
+                <w:i w:val="0"/>
+                <w:color w:val="1A1A1A"/>
+                <w:sz w:val="21"/>
+              </w:rPr>
+              <w:t>Vocabulary.</w:t>
+            </w:r>
+            <w:r>
+              <w:rPr>
+                <w:b w:val="0"/>
+                <w:i w:val="0"/>
+                <w:color w:val="1A1A1A"/>
+                <w:sz w:val="21"/>
+              </w:rPr>
+              <w:t xml:space="preserve">  </w:t>
+            </w:r>
+            <w:r>
+              <w:rPr>
+                <w:b/>
+                <w:i w:val="0"/>
+                <w:color w:val="0B5394"/>
+                <w:sz w:val="21"/>
+              </w:rPr>
+              <w:t>reciprocal of a fraction</w:t>
+            </w:r>
+            <w:r>
+              <w:rPr>
+                <w:b w:val="0"/>
+                <w:i w:val="0"/>
+                <w:color w:val="1A1A1A"/>
+                <w:sz w:val="21"/>
+              </w:rPr>
+              <w:t xml:space="preserve">; </w:t>
+            </w:r>
+            <w:r>
+              <w:rPr>
+                <w:b/>
+                <w:i w:val="0"/>
+                <w:color w:val="0B5394"/>
+                <w:sz w:val="21"/>
+              </w:rPr>
+              <w:t>rational base with a negative exponent</w:t>
+            </w:r>
+          </w:p>
+          <w:p>
+            <w:pPr>
+              <w:spacing w:before="0" w:after="60"/>
+            </w:pPr>
+            <w:r>
+              <w:rPr>
+                <w:b/>
+                <w:i w:val="0"/>
+                <w:color w:val="1A1A1A"/>
+                <w:sz w:val="21"/>
+              </w:rPr>
+              <w:t>Materials.</w:t>
+            </w:r>
+            <w:r>
+              <w:rPr>
+                <w:b w:val="0"/>
+                <w:i w:val="0"/>
+                <w:color w:val="1A1A1A"/>
+                <w:sz w:val="21"/>
+              </w:rPr>
+              <w:t xml:space="preserve">  Whiteboards and markers. Calculators are allowed on everything; (−7/8)^(−2) on a calculator returns 1.306..., which is 64/49 — worth converting once so students trust both forms.</w:t>
+            </w:r>
+          </w:p>
+          <w:p>
+            <w:pPr>
+              <w:spacing w:before="0" w:after="80"/>
+            </w:pPr>
+            <w:r>
+              <w:rPr>
+                <w:b/>
+                <w:i w:val="0"/>
+                <w:color w:val="1A1A1A"/>
+                <w:sz w:val="21"/>
+              </w:rPr>
+              <w:t>Practice.</w:t>
+            </w:r>
+            <w:r>
+              <w:rPr>
+                <w:b w:val="0"/>
+                <w:i w:val="0"/>
+                <w:color w:val="1A1A1A"/>
+                <w:sz w:val="21"/>
+              </w:rPr>
+              <w:t xml:space="preserve">  The six-question independent set is worked silently in class; whatever is not finished goes home. IXL, all skills required to a SmartScore of 67, due at the start of the next class: Identify equivalent expressions involving exponents I — VLM.</w:t>
+            </w:r>
+          </w:p>
+        </w:tc>
+      </w:tr>
+    </w:tbl>
     <w:p>
       <w:pPr>
-        <w:spacing w:before="40" w:after="60"/>
+        <w:spacing w:after="0" w:before="0" w:line="20" w:lineRule="exact"/>
       </w:pPr>
       <w:r>
         <w:rPr>
-          <w:b/>
-          <w:i w:val="0"/>
-          <w:color w:val="1A1A1A"/>
-          <w:sz w:val="21"/>
+          <w:sz w:val="2"/>
         </w:rPr>
-        <w:t>ESE / IEP.</w:t>
-      </w:r>
-      <w:r>
-        <w:rPr>
-          <w:b w:val="0"/>
-          <w:i w:val="0"/>
-          <w:color w:val="1A1A1A"/>
-          <w:sz w:val="21"/>
-        </w:rPr>
-        <w:t xml:space="preserve">  Give the rule as one picture — the fraction with a curved arrow turning it over and the exponent's minus crossed out — and let the student redraw it at the top of the page. On the first four boards the only job is the flip; the arithmetic comes after.</w:t>
-      </w:r>
-    </w:p>
-    <w:p>
-      <w:pPr>
-        <w:spacing w:before="0" w:after="60"/>
-      </w:pPr>
-      <w:r>
-        <w:rPr>
-          <w:b/>
-          <w:i w:val="0"/>
-          <w:color w:val="1A1A1A"/>
-          <w:sz w:val="21"/>
-        </w:rPr>
-        <w:t>ELL.</w:t>
-      </w:r>
-      <w:r>
-        <w:rPr>
-          <w:b w:val="0"/>
-          <w:i w:val="0"/>
-          <w:color w:val="1A1A1A"/>
-          <w:sz w:val="21"/>
-        </w:rPr>
-        <w:t xml:space="preserve">  Flip is the word. Say 'flip the fraction, drop the minus' on every board, and keep 2/3 → 3/2 written up as the picture of what flip means.</w:t>
-      </w:r>
-    </w:p>
-    <w:p>
-      <w:pPr>
-        <w:spacing w:before="0" w:after="80"/>
-      </w:pPr>
-      <w:r>
-        <w:rPr>
-          <w:b/>
-          <w:i w:val="0"/>
-          <w:color w:val="1A1A1A"/>
-          <w:sz w:val="21"/>
-        </w:rPr>
-        <w:t>Enrichment.</w:t>
-      </w:r>
-      <w:r>
-        <w:rPr>
-          <w:b w:val="0"/>
-          <w:i w:val="0"/>
-          <w:color w:val="1A1A1A"/>
-          <w:sz w:val="21"/>
-        </w:rPr>
-        <w:t xml:space="preserve">  Ask for 0.4</w:t>
-      </w:r>
-      <w:r>
-        <w:rPr>
-          <w:b w:val="0"/>
-          <w:i w:val="0"/>
-          <w:color w:val="1A1A1A"/>
-          <w:sz w:val="21"/>
-          <w:vertAlign w:val="superscript"/>
-        </w:rPr>
-        <w:t>-2</w:t>
-      </w:r>
-      <w:r>
-        <w:rPr>
-          <w:b w:val="0"/>
-          <w:i w:val="0"/>
-          <w:color w:val="1A1A1A"/>
-          <w:sz w:val="21"/>
-        </w:rPr>
-        <w:t xml:space="preserve"> by converting the decimal to a fraction first, and for the n that makes (2/3)</w:t>
-      </w:r>
-      <w:r>
-        <w:rPr>
-          <w:b w:val="0"/>
-          <w:i w:val="0"/>
-          <w:color w:val="1A1A1A"/>
-          <w:sz w:val="21"/>
-          <w:vertAlign w:val="superscript"/>
-        </w:rPr>
-        <w:t>n</w:t>
-      </w:r>
-      <w:r>
-        <w:rPr>
-          <w:b w:val="0"/>
-          <w:i w:val="0"/>
-          <w:color w:val="1A1A1A"/>
-          <w:sz w:val="21"/>
-        </w:rPr>
-        <w:t xml:space="preserve"> = 81/16.</w:t>
-      </w:r>
-    </w:p>
-    <w:p>
-      <w:pPr>
-        <w:keepNext/>
-        <w:spacing w:before="200" w:after="120"/>
-        <w:pBdr>
-          <w:bottom w:val="single" w:sz="8" w:space="2" w:color="1A1A1A"/>
-        </w:pBdr>
-      </w:pPr>
-      <w:r>
-        <w:rPr>
-          <w:b/>
-          <w:i w:val="0"/>
-          <w:color w:val="1A1A1A"/>
-          <w:sz w:val="24"/>
-        </w:rPr>
-        <w:t>10.  Closure, Vocabulary, Materials, Practice</w:t>
-      </w:r>
-    </w:p>
-    <w:p>
-      <w:pPr>
-        <w:spacing w:before="40" w:after="60"/>
-      </w:pPr>
-      <w:r>
-        <w:rPr>
-          <w:b/>
-          <w:i w:val="0"/>
-          <w:color w:val="1A1A1A"/>
-          <w:sz w:val="21"/>
-        </w:rPr>
-        <w:t>Closure.</w:t>
-      </w:r>
-      <w:r>
-        <w:rPr>
-          <w:b w:val="0"/>
-          <w:i w:val="0"/>
-          <w:color w:val="1A1A1A"/>
-          <w:sz w:val="21"/>
-        </w:rPr>
-        <w:t xml:space="preserve">  Board 9 is written work and it is the exit evidence: the student has to say separately what the base's sign does and what the exponent's sign does. Read the boards, not the papers.</w:t>
-      </w:r>
-    </w:p>
-    <w:p>
-      <w:pPr>
-        <w:spacing w:before="0" w:after="60"/>
-      </w:pPr>
-      <w:r>
-        <w:rPr>
-          <w:b/>
-          <w:i w:val="0"/>
-          <w:color w:val="1A1A1A"/>
-          <w:sz w:val="21"/>
-        </w:rPr>
-        <w:t>Vocabulary.</w:t>
-      </w:r>
-      <w:r>
-        <w:rPr>
-          <w:b w:val="0"/>
-          <w:i w:val="0"/>
-          <w:color w:val="1A1A1A"/>
-          <w:sz w:val="21"/>
-        </w:rPr>
-        <w:t xml:space="preserve">  </w:t>
-      </w:r>
-      <w:r>
-        <w:rPr>
-          <w:b/>
-          <w:i w:val="0"/>
-          <w:color w:val="0B5394"/>
-          <w:sz w:val="21"/>
-        </w:rPr>
-        <w:t>reciprocal of a fraction</w:t>
-      </w:r>
-      <w:r>
-        <w:rPr>
-          <w:b w:val="0"/>
-          <w:i w:val="0"/>
-          <w:color w:val="1A1A1A"/>
-          <w:sz w:val="21"/>
-        </w:rPr>
-        <w:t xml:space="preserve">; </w:t>
-      </w:r>
-      <w:r>
-        <w:rPr>
-          <w:b/>
-          <w:i w:val="0"/>
-          <w:color w:val="0B5394"/>
-          <w:sz w:val="21"/>
-        </w:rPr>
-        <w:t>rational base with a negative exponent</w:t>
-      </w:r>
-    </w:p>
-    <w:p>
-      <w:pPr>
-        <w:spacing w:before="0" w:after="60"/>
-      </w:pPr>
-      <w:r>
-        <w:rPr>
-          <w:b/>
-          <w:i w:val="0"/>
-          <w:color w:val="1A1A1A"/>
-          <w:sz w:val="21"/>
-        </w:rPr>
-        <w:t>Materials.</w:t>
-      </w:r>
-      <w:r>
-        <w:rPr>
-          <w:b w:val="0"/>
-          <w:i w:val="0"/>
-          <w:color w:val="1A1A1A"/>
-          <w:sz w:val="21"/>
-        </w:rPr>
-        <w:t xml:space="preserve">  Whiteboards and markers. Calculators are allowed on everything; (−7/8)^(−2) on a calculator returns 1.306..., which is 64/49 — worth converting once so students trust both forms.</w:t>
-      </w:r>
-    </w:p>
-    <w:p>
-      <w:pPr>
-        <w:spacing w:before="0" w:after="80"/>
-      </w:pPr>
-      <w:r>
-        <w:rPr>
-          <w:b/>
-          <w:i w:val="0"/>
-          <w:color w:val="1A1A1A"/>
-          <w:sz w:val="21"/>
-        </w:rPr>
-        <w:t>Practice.</w:t>
-      </w:r>
-      <w:r>
-        <w:rPr>
-          <w:b w:val="0"/>
-          <w:i w:val="0"/>
-          <w:color w:val="1A1A1A"/>
-          <w:sz w:val="21"/>
-        </w:rPr>
-        <w:t xml:space="preserve">  The six-question independent set is worked silently in class; whatever is not finished goes home. IXL, all skills required to a SmartScore of 67, due at the start of the next class: Identify equivalent expressions involving exponents I — VLM.</w:t>
       </w:r>
     </w:p>
     <w:sectPr>

--- a/a7/build/out/u3/A7 3.05  Lesson Plan.docx
+++ b/a7/build/out/u3/A7 3.05  Lesson Plan.docx
@@ -4640,7 +4640,7 @@
                 <w:color w:val="9E1B32"/>
                 <w:sz w:val="18"/>
               </w:rPr>
-              <w:t>A — (−8/7)</w:t>
+              <w:t>B — (−8/7)</w:t>
             </w:r>
             <w:r>
               <w:rPr>
@@ -4681,7 +4681,7 @@
                 <w:color w:val="1A1A1A"/>
                 <w:sz w:val="18"/>
               </w:rPr>
-              <w:t>(B) took the opposite as well as the reciprocal [B1G-M 8.NSO.1.3 task: −b vs b</w:t>
+              <w:t>(A) took the opposite of the base instead of its reciprocal [B1G-M 8.NSO.1.3 task: −b vs b</w:t>
             </w:r>
             <w:r>
               <w:rPr>
@@ -4700,7 +4700,7 @@
                 <w:color w:val="1A1A1A"/>
                 <w:sz w:val="18"/>
               </w:rPr>
-              <w:t>]; (C) dropped the minus on the exponent without flipping [negative exponent law not applied]; (D) took the opposite of the base instead of its reciprocal [B1G-M 8.NSO.1.3 task: −b vs b</w:t>
+              <w:t>]; (C) dropped the minus on the exponent without flipping [negative exponent law not applied]; (D) took the opposite as well as the reciprocal [B1G-M 8.NSO.1.3 task: −b vs b</w:t>
             </w:r>
             <w:r>
               <w:rPr>
@@ -4851,7 +4851,7 @@
                 <w:color w:val="9E1B32"/>
                 <w:sz w:val="18"/>
               </w:rPr>
-              <w:t>A — (5/8)</w:t>
+              <w:t>C — (5/8)</w:t>
             </w:r>
             <w:r>
               <w:rPr>
@@ -4892,7 +4892,7 @@
                 <w:color w:val="1A1A1A"/>
                 <w:sz w:val="18"/>
               </w:rPr>
-              <w:t>(B) flipped a base whose exponent was already positive [negative exponent law applied where no negative exponent remained]; (C) added −2 + (−4) instead of subtracting [quotient law: subtract the exponents]; (D) multiplied −2 · −4 [confused with power of a power]</w:t>
+              <w:t>(A) flipped a base whose exponent was already positive [negative exponent law applied where no negative exponent remained]; (B) added −2 + (−4) instead of subtracting [quotient law: subtract the exponents]; (D) multiplied −2 · −4 [confused with power of a power]</w:t>
             </w:r>
           </w:p>
         </w:tc>

--- a/a7/build/out/u3/A7 3.05  Lesson Plan.docx
+++ b/a7/build/out/u3/A7 3.05  Lesson Plan.docx
@@ -3732,7 +3732,7 @@
                 <w:color w:val="1A1A1A"/>
                 <w:sz w:val="18"/>
               </w:rPr>
-              <w:t>A recipe is scaled by a factor of (2/3)</w:t>
+              <w:t>A copier shrinks a page to 2/3 size, 4 times in a row. To undo it, multiply by (2/3)</w:t>
             </w:r>
             <w:r>
               <w:rPr>
@@ -3751,7 +3751,26 @@
                 <w:color w:val="1A1A1A"/>
                 <w:sz w:val="18"/>
               </w:rPr>
-              <w:t>. The original recipe serves 6 people. Rewrite the factor with a positive exponent.</w:t>
+              <w:t>. The page is 6 inches wide. Rewrite (2/3)</w:t>
+            </w:r>
+            <w:r>
+              <w:rPr>
+                <w:b w:val="0"/>
+                <w:i w:val="0"/>
+                <w:color w:val="1A1A1A"/>
+                <w:sz w:val="18"/>
+                <w:vertAlign w:val="superscript"/>
+              </w:rPr>
+              <w:t>-4</w:t>
+            </w:r>
+            <w:r>
+              <w:rPr>
+                <w:b w:val="0"/>
+                <w:i w:val="0"/>
+                <w:color w:val="1A1A1A"/>
+                <w:sz w:val="18"/>
+              </w:rPr>
+              <w:t xml:space="preserve"> with a positive exponent.</w:t>
             </w:r>
           </w:p>
         </w:tc>

--- a/a7/build/out/u3/A7 3.05  Lesson Plan.docx
+++ b/a7/build/out/u3/A7 3.05  Lesson Plan.docx
@@ -3732,45 +3732,7 @@
                 <w:color w:val="1A1A1A"/>
                 <w:sz w:val="18"/>
               </w:rPr>
-              <w:t>A copier shrinks a page to 2/3 size, 4 times in a row. To undo it, multiply by (2/3)</w:t>
-            </w:r>
-            <w:r>
-              <w:rPr>
-                <w:b w:val="0"/>
-                <w:i w:val="0"/>
-                <w:color w:val="1A1A1A"/>
-                <w:sz w:val="18"/>
-                <w:vertAlign w:val="superscript"/>
-              </w:rPr>
-              <w:t>-4</w:t>
-            </w:r>
-            <w:r>
-              <w:rPr>
-                <w:b w:val="0"/>
-                <w:i w:val="0"/>
-                <w:color w:val="1A1A1A"/>
-                <w:sz w:val="18"/>
-              </w:rPr>
-              <w:t>. The page is 6 inches wide. Rewrite (2/3)</w:t>
-            </w:r>
-            <w:r>
-              <w:rPr>
-                <w:b w:val="0"/>
-                <w:i w:val="0"/>
-                <w:color w:val="1A1A1A"/>
-                <w:sz w:val="18"/>
-                <w:vertAlign w:val="superscript"/>
-              </w:rPr>
-              <w:t>-4</w:t>
-            </w:r>
-            <w:r>
-              <w:rPr>
-                <w:b w:val="0"/>
-                <w:i w:val="0"/>
-                <w:color w:val="1A1A1A"/>
-                <w:sz w:val="18"/>
-              </w:rPr>
-              <w:t xml:space="preserve"> with a positive exponent.</w:t>
+              <w:t>A copier is set to shrink a page to 2/3 of its size. A page 6 inches wide is copied 4 times in a row, each copy from the last. What fraction of the original page's size is the last copy?</w:t>
             </w:r>
           </w:p>
         </w:tc>
@@ -3797,7 +3759,7 @@
             <w:r>
               <w:drawing>
                 <wp:inline xmlns:a="http://schemas.openxmlformats.org/drawingml/2006/main" xmlns:pic="http://schemas.openxmlformats.org/drawingml/2006/picture">
-                  <wp:extent cx="274320" cy="216408"/>
+                  <wp:extent cx="118872" cy="219456"/>
                   <wp:docPr id="1" name="Picture 1"/>
                   <wp:cNvGraphicFramePr>
                     <a:graphicFrameLocks noChangeAspect="1"/>
@@ -3806,7 +3768,7 @@
                     <a:graphicData uri="http://schemas.openxmlformats.org/drawingml/2006/picture">
                       <pic:pic>
                         <pic:nvPicPr>
-                          <pic:cNvPr id="0" name="cefc28a81707f6ca.png"/>
+                          <pic:cNvPr id="0" name="a77d5219d0c20afc.png"/>
                           <pic:cNvPicPr/>
                         </pic:nvPicPr>
                         <pic:blipFill>
@@ -3818,7 +3780,7 @@
                         <pic:spPr>
                           <a:xfrm>
                             <a:off x="0" y="0"/>
-                            <a:ext cx="274320" cy="216408"/>
+                            <a:ext cx="118872" cy="219456"/>
                           </a:xfrm>
                           <a:prstGeom prst="rect"/>
                         </pic:spPr>
@@ -3857,64 +3819,7 @@
                 <w:color w:val="1A1A1A"/>
                 <w:sz w:val="18"/>
               </w:rPr>
-              <w:t>(2/3)</w:t>
-            </w:r>
-            <w:r>
-              <w:rPr>
-                <w:b w:val="0"/>
-                <w:i w:val="0"/>
-                <w:color w:val="1A1A1A"/>
-                <w:sz w:val="18"/>
-                <w:vertAlign w:val="superscript"/>
-              </w:rPr>
-              <w:t>4</w:t>
-            </w:r>
-            <w:r>
-              <w:rPr>
-                <w:b w:val="0"/>
-                <w:i w:val="0"/>
-                <w:color w:val="1A1A1A"/>
-                <w:sz w:val="18"/>
-              </w:rPr>
-              <w:t xml:space="preserve"> — the minus was dropped without flipping [8.NSO.1.3 negative exponent law]; −(3/2)</w:t>
-            </w:r>
-            <w:r>
-              <w:rPr>
-                <w:b w:val="0"/>
-                <w:i w:val="0"/>
-                <w:color w:val="1A1A1A"/>
-                <w:sz w:val="18"/>
-                <w:vertAlign w:val="superscript"/>
-              </w:rPr>
-              <w:t>4</w:t>
-            </w:r>
-            <w:r>
-              <w:rPr>
-                <w:b w:val="0"/>
-                <w:i w:val="0"/>
-                <w:color w:val="1A1A1A"/>
-                <w:sz w:val="18"/>
-              </w:rPr>
-              <w:t xml:space="preserve"> — negative exponent read as a negative value [B1G-M 8.NSO.1.3 task: −b vs b</w:t>
-            </w:r>
-            <w:r>
-              <w:rPr>
-                <w:b w:val="0"/>
-                <w:i w:val="0"/>
-                <w:color w:val="1A1A1A"/>
-                <w:sz w:val="18"/>
-                <w:vertAlign w:val="superscript"/>
-              </w:rPr>
-              <w:t>-1</w:t>
-            </w:r>
-            <w:r>
-              <w:rPr>
-                <w:b w:val="0"/>
-                <w:i w:val="0"/>
-                <w:color w:val="1A1A1A"/>
-                <w:sz w:val="18"/>
-              </w:rPr>
-              <w:t>]; anything built from 6 — the unneeded figure was used</w:t>
+              <w:t>8/3 — the fraction was multiplied by 4 instead of raised [an exponent counts factors]; 2/81 or 16/3 — only one of numerator and denominator was raised [power of a quotient]; 81/16 — a positive exponent was flipped [8.NSO.1.3: only a negative exponent flips the base]; anything built from 6 — the unneeded figure was used</w:t>
             </w:r>
           </w:p>
         </w:tc>
